--- a/MECH191_metallurgy/referencePages/MECH191_Key_Terms_Glossary.docx
+++ b/MECH191_metallurgy/referencePages/MECH191_Key_Terms_Glossary.docx
@@ -30347,31 +30347,31 @@
                 <w:sz w:val="21"/>
                 <w:szCs w:val="21"/>
               </w:rPr>
-              <w:t>Forming Limit Curve (FLC₀) estimate: FLC₀ ≈ (23.3 + 360·t) · n / 0.21</w:t>
-            </w:r>
-          </w:p>
-        </w:tc>
-        <w:tc>
-          <w:tcPr>
-            <w:tcW w:w="6701" w:type="dxa"/>
-            <w:tcBorders>
-              <w:top w:val="single" w:sz="4" w:space="0" w:color="000000"/>
-              <w:start w:val="single" w:sz="4" w:space="0" w:color="000000"/>
-              <w:bottom w:val="single" w:sz="4" w:space="0" w:color="000000"/>
-              <w:end w:val="single" w:sz="4" w:space="0" w:color="000000"/>
-            </w:tcBorders>
-          </w:tcPr>
-          <w:p>
-            <w:pPr>
-              <w:pStyle w:val="Normal"/>
-              <w:rPr/>
-            </w:pPr>
-            <w:r>
-              <w:rPr>
-                <w:sz w:val="21"/>
-                <w:szCs w:val="21"/>
-              </w:rPr>
-              <w:t>t = sheet thickness (mm), n = strain-hardening exponent. Gives the plane-strain forming limit — the minimum point of the FLC and the critical value for most stamping operations.</w:t>
+              <w:t>Forming Limit Curve (FLC₀) estimate: FLC₀ ≈ (23.3 + 14.13·t) · n / 0.21</w:t>
+            </w:r>
+          </w:p>
+        </w:tc>
+        <w:tc>
+          <w:tcPr>
+            <w:tcW w:w="6701" w:type="dxa"/>
+            <w:tcBorders>
+              <w:top w:val="single" w:sz="4" w:space="0" w:color="000000"/>
+              <w:start w:val="single" w:sz="4" w:space="0" w:color="000000"/>
+              <w:bottom w:val="single" w:sz="4" w:space="0" w:color="000000"/>
+              <w:end w:val="single" w:sz="4" w:space="0" w:color="000000"/>
+            </w:tcBorders>
+          </w:tcPr>
+          <w:p>
+            <w:pPr>
+              <w:pStyle w:val="Normal"/>
+              <w:rPr/>
+            </w:pPr>
+            <w:r>
+              <w:rPr>
+                <w:sz w:val="21"/>
+                <w:szCs w:val="21"/>
+              </w:rPr>
+              <w:t>t = sheet thickness (mm), n = strain-hardening exponent; the result is in % strain (the coefficient is 14.13 per mm, equivalent to 360 per inch). Gives the plane-strain forming limit — the minimum point of the FLC and the critical value for most stamping operations.</w:t>
             </w:r>
           </w:p>
         </w:tc>
